--- a/ТИТУЛЬНИК/лист задания_vmoi.docx
+++ b/ТИТУЛЬНИК/лист задания_vmoi.docx
@@ -771,8 +771,6 @@
         </w:rPr>
         <w:t>Elasticsearch</w:t>
       </w:r>
-      <w:bookmarkStart w:id="1" w:name="_GoBack"/>
-      <w:bookmarkEnd w:id="1"/>
       <w:proofErr w:type="spellEnd"/>
     </w:p>
     <w:p>
@@ -842,28 +840,24 @@
         <w:jc w:val="both"/>
         <w:rPr>
           <w:sz w:val="24"/>
-          <w:highlight w:val="yellow"/>
-        </w:rPr>
-      </w:pPr>
-      <w:r>
-        <w:rPr>
-          <w:sz w:val="24"/>
-          <w:szCs w:val="24"/>
-          <w:highlight w:val="yellow"/>
+        </w:rPr>
+      </w:pPr>
+      <w:r>
+        <w:rPr>
+          <w:sz w:val="24"/>
+          <w:szCs w:val="24"/>
         </w:rPr>
         <w:t>1 </w:t>
       </w:r>
       <w:r>
         <w:rPr>
           <w:sz w:val="24"/>
-          <w:highlight w:val="yellow"/>
         </w:rPr>
         <w:t xml:space="preserve">Информационные системы </w:t>
       </w:r>
       <w:r>
         <w:rPr>
           <w:sz w:val="24"/>
-          <w:highlight w:val="yellow"/>
         </w:rPr>
         <w:t>открытых электронных архивов</w:t>
       </w:r>
@@ -876,28 +870,32 @@
           <w:bCs/>
           <w:sz w:val="22"/>
           <w:szCs w:val="22"/>
-          <w:highlight w:val="yellow"/>
-        </w:rPr>
-      </w:pPr>
-      <w:r>
-        <w:rPr>
-          <w:sz w:val="24"/>
-          <w:szCs w:val="24"/>
-          <w:highlight w:val="yellow"/>
+        </w:rPr>
+      </w:pPr>
+      <w:r>
+        <w:rPr>
+          <w:sz w:val="24"/>
+          <w:szCs w:val="24"/>
         </w:rPr>
         <w:t>1.1 </w:t>
       </w:r>
       <w:r>
         <w:rPr>
           <w:sz w:val="24"/>
-          <w:highlight w:val="yellow"/>
-        </w:rPr>
-        <w:t xml:space="preserve">Анализ </w:t>
-      </w:r>
-      <w:r>
-        <w:rPr>
-          <w:sz w:val="24"/>
-          <w:highlight w:val="yellow"/>
+        </w:rPr>
+        <w:t>Принципы построения</w:t>
+      </w:r>
+      <w:bookmarkStart w:id="1" w:name="_GoBack"/>
+      <w:bookmarkEnd w:id="1"/>
+      <w:r>
+        <w:rPr>
+          <w:sz w:val="24"/>
+        </w:rPr>
+        <w:t xml:space="preserve"> </w:t>
+      </w:r>
+      <w:r>
+        <w:rPr>
+          <w:sz w:val="24"/>
         </w:rPr>
         <w:t>открытых электронных архивов</w:t>
       </w:r>
@@ -917,7 +915,6 @@
           <w:bCs/>
           <w:sz w:val="24"/>
           <w:szCs w:val="24"/>
-          <w:highlight w:val="yellow"/>
         </w:rPr>
         <w:t>1.2 </w:t>
       </w:r>
@@ -926,7 +923,6 @@
           <w:bCs/>
           <w:sz w:val="24"/>
           <w:szCs w:val="24"/>
-          <w:highlight w:val="yellow"/>
         </w:rPr>
         <w:t>Обзор</w:t>
       </w:r>
@@ -935,16 +931,32 @@
           <w:bCs/>
           <w:sz w:val="24"/>
           <w:szCs w:val="24"/>
-          <w:highlight w:val="yellow"/>
-        </w:rPr>
-        <w:t xml:space="preserve"> существующих </w:t>
-      </w:r>
+        </w:rPr>
+        <w:t xml:space="preserve"> </w:t>
+      </w:r>
+      <w:proofErr w:type="spellStart"/>
       <w:r>
         <w:rPr>
           <w:bCs/>
           <w:sz w:val="24"/>
           <w:szCs w:val="24"/>
-          <w:highlight w:val="yellow"/>
+        </w:rPr>
+        <w:t>референсных</w:t>
+      </w:r>
+      <w:proofErr w:type="spellEnd"/>
+      <w:r>
+        <w:rPr>
+          <w:bCs/>
+          <w:sz w:val="24"/>
+          <w:szCs w:val="24"/>
+        </w:rPr>
+        <w:t xml:space="preserve"> </w:t>
+      </w:r>
+      <w:r>
+        <w:rPr>
+          <w:bCs/>
+          <w:sz w:val="24"/>
+          <w:szCs w:val="24"/>
         </w:rPr>
         <w:t>веб-приложений</w:t>
       </w:r>
@@ -953,18 +965,56 @@
           <w:bCs/>
           <w:sz w:val="24"/>
           <w:szCs w:val="24"/>
-          <w:highlight w:val="yellow"/>
-        </w:rPr>
-        <w:t xml:space="preserve"> </w:t>
+        </w:rPr>
+        <w:t xml:space="preserve"> для разработки </w:t>
       </w:r>
       <w:r>
         <w:rPr>
           <w:bCs/>
           <w:sz w:val="24"/>
           <w:szCs w:val="24"/>
-          <w:highlight w:val="yellow"/>
-        </w:rPr>
-        <w:t>отрытых электронных архивов</w:t>
+        </w:rPr>
+        <w:t>отрыт</w:t>
+      </w:r>
+      <w:r>
+        <w:rPr>
+          <w:bCs/>
+          <w:sz w:val="24"/>
+          <w:szCs w:val="24"/>
+        </w:rPr>
+        <w:t>ого</w:t>
+      </w:r>
+      <w:r>
+        <w:rPr>
+          <w:bCs/>
+          <w:sz w:val="24"/>
+          <w:szCs w:val="24"/>
+        </w:rPr>
+        <w:t xml:space="preserve"> электронн</w:t>
+      </w:r>
+      <w:r>
+        <w:rPr>
+          <w:bCs/>
+          <w:sz w:val="24"/>
+          <w:szCs w:val="24"/>
+        </w:rPr>
+        <w:t>ого</w:t>
+      </w:r>
+      <w:r>
+        <w:rPr>
+          <w:bCs/>
+          <w:sz w:val="24"/>
+          <w:szCs w:val="24"/>
+        </w:rPr>
+        <w:t xml:space="preserve"> архив</w:t>
+      </w:r>
+      <w:r>
+        <w:rPr>
+          <w:bCs/>
+          <w:sz w:val="24"/>
+          <w:szCs w:val="24"/>
+        </w:rPr>
+        <w:t>а</w:t>
       </w:r>
     </w:p>
     <w:p>
@@ -982,7 +1032,6 @@
           <w:bCs/>
           <w:sz w:val="24"/>
           <w:szCs w:val="24"/>
-          <w:highlight w:val="yellow"/>
         </w:rPr>
         <w:t xml:space="preserve">1.3 Выводы </w:t>
       </w:r>
@@ -991,7 +1040,6 @@
           <w:bCs/>
           <w:sz w:val="24"/>
           <w:szCs w:val="24"/>
-          <w:highlight w:val="yellow"/>
         </w:rPr>
         <w:t xml:space="preserve">по главе </w:t>
       </w:r>
@@ -1000,7 +1048,6 @@
           <w:bCs/>
           <w:sz w:val="24"/>
           <w:szCs w:val="24"/>
-          <w:highlight w:val="yellow"/>
         </w:rPr>
         <w:t>и постановка задач на дипломное проектирование</w:t>
       </w:r>
@@ -1529,6 +1576,7 @@
           <w:sz w:val="24"/>
           <w:szCs w:val="24"/>
         </w:rPr>
+        <w:lastRenderedPageBreak/>
         <w:t>Заключение</w:t>
       </w:r>
     </w:p>
@@ -1547,7 +1595,6 @@
           <w:sz w:val="24"/>
           <w:szCs w:val="24"/>
         </w:rPr>
-        <w:lastRenderedPageBreak/>
         <w:t>Список использованных источников</w:t>
       </w:r>
     </w:p>

--- a/ТИТУЛЬНИК/лист задания_vmoi.docx
+++ b/ТИТУЛЬНИК/лист задания_vmoi.docx
@@ -885,8 +885,6 @@
         </w:rPr>
         <w:t>Принципы построения</w:t>
       </w:r>
-      <w:bookmarkStart w:id="1" w:name="_GoBack"/>
-      <w:bookmarkEnd w:id="1"/>
       <w:r>
         <w:rPr>
           <w:sz w:val="24"/>
@@ -1085,9 +1083,34 @@
         <w:rPr>
           <w:spacing w:val="-4"/>
           <w:sz w:val="24"/>
-        </w:rPr>
-        <w:t>открытого электронного архива истории г. Витебска</w:t>
-      </w:r>
+          <w:szCs w:val="24"/>
+        </w:rPr>
+        <w:t>«</w:t>
+      </w:r>
+      <w:r>
+        <w:rPr>
+          <w:spacing w:val="-4"/>
+          <w:sz w:val="24"/>
+          <w:szCs w:val="24"/>
+        </w:rPr>
+        <w:t>О</w:t>
+      </w:r>
+      <w:r>
+        <w:rPr>
+          <w:spacing w:val="-4"/>
+          <w:sz w:val="24"/>
+        </w:rPr>
+        <w:t>ткрытый электронный архив истории г. Витебска</w:t>
+      </w:r>
+      <w:r>
+        <w:rPr>
+          <w:spacing w:val="-4"/>
+          <w:sz w:val="24"/>
+        </w:rPr>
+        <w:t>»</w:t>
+      </w:r>
+      <w:bookmarkStart w:id="1" w:name="_GoBack"/>
+      <w:bookmarkEnd w:id="1"/>
     </w:p>
     <w:p>
       <w:pPr>
@@ -1226,15 +1249,59 @@
         <w:rPr>
           <w:spacing w:val="-4"/>
           <w:sz w:val="24"/>
-        </w:rPr>
-        <w:t>открытого электронного архива</w:t>
+          <w:szCs w:val="24"/>
+        </w:rPr>
+        <w:t>«</w:t>
       </w:r>
       <w:r>
         <w:rPr>
           <w:spacing w:val="-4"/>
           <w:sz w:val="24"/>
+          <w:szCs w:val="24"/>
+        </w:rPr>
+        <w:t>О</w:t>
+      </w:r>
+      <w:r>
+        <w:rPr>
+          <w:spacing w:val="-4"/>
+          <w:sz w:val="24"/>
+        </w:rPr>
+        <w:t>ткрыт</w:t>
+      </w:r>
+      <w:r>
+        <w:rPr>
+          <w:spacing w:val="-4"/>
+          <w:sz w:val="24"/>
+        </w:rPr>
+        <w:t xml:space="preserve">ый </w:t>
+      </w:r>
+      <w:r>
+        <w:rPr>
+          <w:spacing w:val="-4"/>
+          <w:sz w:val="24"/>
+        </w:rPr>
+        <w:t>электронн</w:t>
+      </w:r>
+      <w:r>
+        <w:rPr>
+          <w:spacing w:val="-4"/>
+          <w:sz w:val="24"/>
+        </w:rPr>
+        <w:t>ый архив</w:t>
+      </w:r>
+      <w:r>
+        <w:rPr>
+          <w:spacing w:val="-4"/>
+          <w:sz w:val="24"/>
         </w:rPr>
         <w:t xml:space="preserve"> истории г. Витебска</w:t>
+      </w:r>
+      <w:r>
+        <w:rPr>
+          <w:spacing w:val="-4"/>
+          <w:sz w:val="24"/>
+        </w:rPr>
+        <w:t>»</w:t>
       </w:r>
     </w:p>
     <w:p>
@@ -1418,7 +1485,14 @@
           <w:spacing w:val="-4"/>
           <w:sz w:val="24"/>
         </w:rPr>
-        <w:t xml:space="preserve">открытый </w:t>
+        <w:t>О</w:t>
+      </w:r>
+      <w:r>
+        <w:rPr>
+          <w:spacing w:val="-4"/>
+          <w:sz w:val="24"/>
+        </w:rPr>
+        <w:t xml:space="preserve">ткрытый </w:t>
       </w:r>
       <w:r>
         <w:rPr>

--- a/ТИТУЛЬНИК/лист задания_vmoi.docx
+++ b/ТИТУЛЬНИК/лист задания_vmoi.docx
@@ -1109,8 +1109,6 @@
         </w:rPr>
         <w:t>»</w:t>
       </w:r>
-      <w:bookmarkStart w:id="1" w:name="_GoBack"/>
-      <w:bookmarkEnd w:id="1"/>
     </w:p>
     <w:p>
       <w:pPr>
@@ -1603,7 +1601,7 @@
         </w:rPr>
         <w:t>6 </w:t>
       </w:r>
-      <w:bookmarkStart w:id="2" w:name="_Hlk217766170"/>
+      <w:bookmarkStart w:id="1" w:name="_Hlk217766170"/>
       <w:r>
         <w:rPr>
           <w:sz w:val="24"/>
@@ -1611,7 +1609,7 @@
         </w:rPr>
         <w:t xml:space="preserve">Охрана труда. </w:t>
       </w:r>
-      <w:bookmarkEnd w:id="2"/>
+      <w:bookmarkEnd w:id="1"/>
       <w:r>
         <w:rPr>
           <w:iCs/>
@@ -1766,7 +1764,7 @@
           <w:szCs w:val="24"/>
         </w:rPr>
       </w:pPr>
-      <w:bookmarkStart w:id="3" w:name="_Hlk130327734"/>
+      <w:bookmarkStart w:id="2" w:name="_Hlk130327734"/>
       <w:r>
         <w:rPr>
           <w:sz w:val="24"/>
@@ -1887,7 +1885,7 @@
         <w:t>плакат, 1 лист формата А1</w:t>
       </w:r>
     </w:p>
-    <w:bookmarkEnd w:id="3"/>
+    <w:bookmarkEnd w:id="2"/>
     <w:p>
       <w:pPr>
         <w:tabs>
@@ -2184,7 +2182,7 @@
           <w:szCs w:val="24"/>
         </w:rPr>
       </w:pPr>
-      <w:bookmarkStart w:id="4" w:name="_Toc246409747"/>
+      <w:bookmarkStart w:id="3" w:name="_Toc246409747"/>
       <w:r>
         <w:rPr>
           <w:sz w:val="24"/>
@@ -2192,7 +2190,7 @@
         </w:rPr>
         <w:t>Примерный календарный график выполнения дипломного проекта</w:t>
       </w:r>
-      <w:bookmarkEnd w:id="4"/>
+      <w:bookmarkEnd w:id="3"/>
     </w:p>
     <w:p>
       <w:pPr>
@@ -3040,8 +3038,23 @@
               <w:rPr>
                 <w:sz w:val="18"/>
                 <w:szCs w:val="18"/>
-              </w:rPr>
-              <w:t>31.05.2026-11.06.2026</w:t>
+                <w:lang w:val="en-US"/>
+              </w:rPr>
+              <w:t>01</w:t>
+            </w:r>
+            <w:r>
+              <w:rPr>
+                <w:sz w:val="18"/>
+                <w:szCs w:val="18"/>
+              </w:rPr>
+              <w:t>.06.2026-12</w:t>
+            </w:r>
+            <w:r>
+              <w:rPr>
+                <w:sz w:val="18"/>
+                <w:szCs w:val="18"/>
+              </w:rPr>
+              <w:t>.06.2026</w:t>
             </w:r>
           </w:p>
         </w:tc>
@@ -3107,8 +3120,23 @@
               <w:rPr>
                 <w:sz w:val="18"/>
                 <w:szCs w:val="18"/>
-              </w:rPr>
-              <w:t>16.06.2026-25.06.2026</w:t>
+                <w:lang w:val="en-US"/>
+              </w:rPr>
+              <w:t>1</w:t>
+            </w:r>
+            <w:r>
+              <w:rPr>
+                <w:sz w:val="18"/>
+                <w:szCs w:val="18"/>
+              </w:rPr>
+              <w:t>5.06.2026-24</w:t>
+            </w:r>
+            <w:r>
+              <w:rPr>
+                <w:sz w:val="18"/>
+                <w:szCs w:val="18"/>
+              </w:rPr>
+              <w:t>.06.2026</w:t>
             </w:r>
           </w:p>
         </w:tc>
@@ -3206,6 +3234,8 @@
           <w:szCs w:val="16"/>
         </w:rPr>
       </w:pPr>
+      <w:bookmarkStart w:id="4" w:name="_GoBack"/>
+      <w:bookmarkEnd w:id="4"/>
     </w:p>
     <w:p>
       <w:pPr>
